--- a/Ministry/Funding/CiC_Church_Designated_Fund_OnePager_V0_1_DRAFT.docx
+++ b/Ministry/Funding/CiC_Church_Designated_Fund_OnePager_V0_1_DRAFT.docx
@@ -44,6 +44,14 @@
           <w:szCs w:val="18"/>
         </w:rPr>
         <w:t xml:space="preserve">DRAFT V0.1 · July 16, 2026 · one page, for the pastor conversation</w:t>
+      </w:r>
+    </w:p>
+    <w:p>
+      <w:r>
+        <w:rPr>
+          <w:b/>
+        </w:rPr>
+        <w:t>SUPERSEDED 2026-07-22 — this designated-fund mechanism was built to bridge donors to a future 501(c)(3) tax-deductibility determination that no longer exists under the PBC structure (Faithways Studio, Inc.). Whether it still has a purpose without that destination is flagged to Mark and the Funding Strategy thread, not resolved here. See Decision Log, 2026-07-22.</w:t>
       </w:r>
     </w:p>
     <w:p>
